--- a/SOP.docx
+++ b/SOP.docx
@@ -1719,7 +1719,30 @@
         <w:spacing w:after="80" w:before="60" w:line="300"/>
       </w:pPr>
       <w:r>
-        <w:t xml:space="preserve">Go to the Invoices tab, find the order, tap "Mark as paid," select the method (Venmo, Zelle, or Bank transfer), and enter the date. You can also do this from the Orders tab inside the account.</w:t>
+        <w:t xml:space="preserve">Go to the Invoices tab, find the order, tap "Mark as paid," select the method (Venmo, Zelle, or ACH), and enter the date. You can also do this from the Orders tab inside the account.</w:t>
+      </w:r>
+    </w:p>
+    <w:p>
+      <w:pPr>
+        <w:spacing w:after="40" w:before="40"/>
+      </w:pPr>
+      <w:r>
+        <w:t xml:space="preserve"/>
+      </w:r>
+    </w:p>
+    <w:p>
+      <w:pPr>
+        <w:spacing w:after="80" w:before="60" w:line="300"/>
+      </w:pPr>
+      <w:r>
+        <w:rPr>
+          <w:b/>
+          <w:bCs/>
+        </w:rPr>
+        <w:t xml:space="preserve">Letting the store choose: </w:t>
+      </w:r>
+      <w:r>
+        <w:t xml:space="preserve">When closing a PO, ask which method is easiest for them — Venmo, Zelle, or ACH. Most bodega owners prefer Zelle (it’s built into their bank app). Do not accept wire transfers: sender fees are $25–$50 which eats into the account’s margin on small orders.</w:t>
       </w:r>
     </w:p>
     <w:p>

--- a/SOP.docx
+++ b/SOP.docx
@@ -111,7 +111,7 @@
         <w:spacing w:after="80" w:before="60" w:line="300"/>
       </w:pPr>
       <w:r>
-        <w:t xml:space="preserve">This CRM tracks every retail account day-guard has a direct relationship with across NYC, Boston, Providence, and New Jersey. Direct accounts only — stores that came through a distributor do not belong here.</w:t>
+        <w:t xml:space="preserve">This CRM tracks every retail account day-guard has a direct relationship with across NYC, Boston, Providence, and New Jersey. Direct accounts only - stores that came through a distributor do not belong here.</w:t>
       </w:r>
     </w:p>
     <w:p>
@@ -190,7 +190,7 @@
         <w:spacing w:after="80" w:before="60" w:line="300"/>
       </w:pPr>
       <w:r>
-        <w:t xml:space="preserve">The password is shared across the team and stays signed in on your device for 30 days — you won't need to log in again every session. Everything you save syncs in real time to the whole team.</w:t>
+        <w:t xml:space="preserve">The password is shared across the team and stays signed in on your device for 30 days - you won't need to log in again every session. Everything you save syncs in real time to the whole team.</w:t>
       </w:r>
     </w:p>
     <w:p>
@@ -933,7 +933,7 @@
         <w:spacing w:after="80" w:before="240"/>
       </w:pPr>
       <w:r>
-        <w:t xml:space="preserve">Before the visit — fill in upfront</w:t>
+        <w:t xml:space="preserve">Before the visit - fill in upfront</w:t>
       </w:r>
     </w:p>
     <w:p>
@@ -1007,20 +1007,20 @@
         <w:spacing w:after="80" w:before="240"/>
       </w:pPr>
       <w:r>
-        <w:t xml:space="preserve">After the visit — fill in when you get back</w:t>
-      </w:r>
-    </w:p>
-    <w:p>
-      <w:pPr>
-        <w:pStyle w:val="ListParagraph"/>
-        <w:numPr>
-          <w:ilvl w:val="0"/>
-          <w:numId w:val="3"/>
-        </w:numPr>
-        <w:spacing w:after="30" w:before="30" w:line="300"/>
-      </w:pPr>
-      <w:r>
-        <w:t xml:space="preserve">Contact name and phone number (the decision maker — most important field)</w:t>
+        <w:t xml:space="preserve">After the visit - fill in when you get back</w:t>
+      </w:r>
+    </w:p>
+    <w:p>
+      <w:pPr>
+        <w:pStyle w:val="ListParagraph"/>
+        <w:numPr>
+          <w:ilvl w:val="0"/>
+          <w:numId w:val="3"/>
+        </w:numPr>
+        <w:spacing w:after="30" w:before="30" w:line="300"/>
+      </w:pPr>
+      <w:r>
+        <w:t xml:space="preserve">Contact name and phone number (the decision maker - most important field)</w:t>
       </w:r>
     </w:p>
     <w:p>
@@ -1209,7 +1209,7 @@
         <w:spacing w:after="20" w:before="20" w:line="300"/>
       </w:pPr>
       <w:r>
-        <w:t xml:space="preserve">MSRP $3.99 per stick. Wholesale $2 per stick ($20 per box of 10 sticks) — 50% margin on every stick sold.</w:t>
+        <w:t xml:space="preserve">MSRP $3.99 per stick. Wholesale $2 per stick ($20 per box of 10 sticks) - 50% margin on every stick sold.</w:t>
       </w:r>
     </w:p>
     <w:p>
@@ -1268,7 +1268,7 @@
         <w:t xml:space="preserve">Offer the trial.</w:t>
       </w:r>
       <w:r>
-        <w:t xml:space="preserve"> Tell them: "Pay for one box, we give you a second one free. Low risk — see how your customers respond before placing a full wholesale order."</w:t>
+        <w:t xml:space="preserve"> Tell them: "Pay for one box, we give you a second one free. Low risk - see how your customers respond before placing a full wholesale order."</w:t>
       </w:r>
     </w:p>
     <w:p>
@@ -1643,7 +1643,7 @@
         <w:spacing w:after="30" w:before="30" w:line="300"/>
       </w:pPr>
       <w:r>
-        <w:t xml:space="preserve">Log check-in every week — boxes remaining is your sell-through velocity data.</w:t>
+        <w:t xml:space="preserve">Log check-in every week - boxes remaining is your sell-through velocity data.</w:t>
       </w:r>
     </w:p>
     <w:p>
@@ -1677,7 +1677,7 @@
         <w:spacing w:after="80" w:before="240"/>
       </w:pPr>
       <w:r>
-        <w:t xml:space="preserve">Trial payment — collected in person</w:t>
+        <w:t xml:space="preserve">Trial payment - collected in person</w:t>
       </w:r>
     </w:p>
     <w:p>
@@ -1694,7 +1694,7 @@
         <w:spacing w:after="80" w:before="240"/>
       </w:pPr>
       <w:r>
-        <w:t xml:space="preserve">PO invoices — NET30</w:t>
+        <w:t xml:space="preserve">PO invoices - NET30</w:t>
       </w:r>
     </w:p>
     <w:p>
@@ -1702,7 +1702,7 @@
         <w:spacing w:after="80" w:before="60" w:line="300"/>
       </w:pPr>
       <w:r>
-        <w:t xml:space="preserve">All PO orders are on NET30 terms. After a store confirms an order: log the PO in the CRM, then send the invoice by email or text. Once sent, tap "Mark invoice sent" in the CRM — the 30-day clock starts from that date.</w:t>
+        <w:t xml:space="preserve">All PO orders are on NET30 terms. After a store confirms an order: log the PO in the CRM, then send the invoice by email or text. Once sent, tap "Mark invoice sent" in the CRM - the 30-day clock starts from that date.</w:t>
       </w:r>
     </w:p>
     <w:p>
@@ -1742,7 +1742,7 @@
         <w:t xml:space="preserve">Letting the store choose: </w:t>
       </w:r>
       <w:r>
-        <w:t xml:space="preserve">When closing a PO, ask which method is easiest for them — Venmo, Zelle, or ACH. Most bodega owners prefer Zelle (it’s built into their bank app). Do not accept wire transfers: sender fees are $25–$50 which eats into the account’s margin on small orders.</w:t>
+        <w:t xml:space="preserve">When closing a PO, ask which method is easiest for them - Venmo, Zelle, or ACH. Most bodega owners prefer Zelle (it’s built into their bank app). Do not accept wire transfers: sender fees are $25-$50 which eats into the account’s margin on small orders.</w:t>
       </w:r>
     </w:p>
     <w:p>
@@ -2322,7 +2322,7 @@
         <w:spacing w:after="80" w:before="240"/>
       </w:pPr>
       <w:r>
-        <w:t xml:space="preserve">Step 2  |  First visit — always in person</w:t>
+        <w:t xml:space="preserve">Step 2  |  First visit - always in person</w:t>
       </w:r>
     </w:p>
     <w:p>
@@ -2454,7 +2454,7 @@
         <w:spacing w:after="80" w:before="240"/>
       </w:pPr>
       <w:r>
-        <w:t xml:space="preserve">Step 3  |  Trial — weekly calls</w:t>
+        <w:t xml:space="preserve">Step 3  |  Trial - weekly calls</w:t>
       </w:r>
     </w:p>
     <w:p>
@@ -2554,7 +2554,7 @@
         <w:spacing w:after="80" w:before="240"/>
       </w:pPr>
       <w:r>
-        <w:t xml:space="preserve">Step 4  |  Active — weekly calls</w:t>
+        <w:t xml:space="preserve">Step 4  |  Active - weekly calls</w:t>
       </w:r>
     </w:p>
     <w:p>

--- a/SOP.docx
+++ b/SOP.docx
@@ -190,7 +190,7 @@
         <w:spacing w:after="80" w:before="60" w:line="300"/>
       </w:pPr>
       <w:r>
-        <w:t xml:space="preserve">The password is shared across the team and stays signed in on your device for 30 days - you won't need to log in again every session. Everything you save syncs in real time to the whole team.</w:t>
+        <w:t xml:space="preserve">The password is shared across the team and your session stays signed in on your device for 30 days - you won't need to log in again every session. Everything you save syncs in real time to the whole team.</w:t>
       </w:r>
     </w:p>
     <w:p>
@@ -216,7 +216,7 @@
         <w:spacing w:after="80" w:before="60" w:line="300"/>
       </w:pPr>
       <w:r>
-        <w:t xml:space="preserve">Your main working view. Every account is listed here with its status, rep, units left on shelf, last check-in date, and any active alerts. Accounts with alerts (overdue invoices, overdue check-ins, low stock) float to the top automatically.</w:t>
+        <w:t xml:space="preserve">Your main working view. Every account is listed here with its status, rep, boxes left on shelf, last check-in date, and any active alerts. Accounts with alerts (overdue invoices, overdue check-ins, low stock) float to the top automatically.</w:t>
       </w:r>
     </w:p>
     <w:p>
@@ -224,7 +224,7 @@
         <w:spacing w:after="80" w:before="60" w:line="300"/>
       </w:pPr>
       <w:r>
-        <w:t xml:space="preserve">Tap any account to open its detail. From there you can log a check-in, log a PO order, view order history, and manage invoices.</w:t>
+        <w:t xml:space="preserve">Tap any account to open its detail. From there you can log a check-in, log a PO order, view order history, and manage invoices. You can also edit or delete any check-in from the history list.</w:t>
       </w:r>
     </w:p>
     <w:p>
@@ -258,7 +258,7 @@
         <w:spacing w:after="80" w:before="60" w:line="300"/>
       </w:pPr>
       <w:r>
-        <w:t xml:space="preserve">A read-only overview showing the pipeline kanban, funnel breakdown, performance by store type and region, orders and revenue summary, and a live low stock list. Use this to get a quick read on where things stand.</w:t>
+        <w:t xml:space="preserve">A read-only overview showing the pipeline kanban, funnel breakdown, performance by store type and rep, orders and revenue summary, and a live low stock list. Use this to get a quick read on where things stand.</w:t>
       </w:r>
     </w:p>
     <w:p>
@@ -664,7 +664,7 @@
                 <w:sz w:val="20"/>
                 <w:szCs w:val="20"/>
               </w:rPr>
-              <w:t xml:space="preserve">Ask sticks remaining. Push for first PO.</w:t>
+              <w:t xml:space="preserve">Week 1: feel it out. Week 2+: push for first PO regardless of stock.</w:t>
             </w:r>
           </w:p>
         </w:tc>
@@ -784,7 +784,7 @@
                 <w:sz w:val="20"/>
                 <w:szCs w:val="20"/>
               </w:rPr>
-              <w:t xml:space="preserve">Ask boxes remaining. Reorder when low. Track velocity.</w:t>
+              <w:t xml:space="preserve">Ask boxes remaining. Reorder when low (5 or fewer). Track velocity.</w:t>
             </w:r>
           </w:p>
         </w:tc>
@@ -912,6 +912,29 @@
     </w:tbl>
     <w:p>
       <w:pPr>
+        <w:spacing w:after="40" w:before="40"/>
+      </w:pPr>
+      <w:r>
+        <w:t xml:space="preserve"/>
+      </w:r>
+    </w:p>
+    <w:p>
+      <w:pPr>
+        <w:spacing w:after="80" w:before="60" w:line="300"/>
+      </w:pPr>
+      <w:r>
+        <w:rPr>
+          <w:b/>
+          <w:bCs/>
+        </w:rPr>
+        <w:t xml:space="preserve">Status changes automatically.</w:t>
+      </w:r>
+      <w:r>
+        <w:t xml:space="preserve"> Logging the first check-in on a Not Visited account promotes it to Trial and sets 2 boxes on shelf. Logging a PO on a Trial account promotes it to Active. You can override the status manually from the Edit account form if something unusual happens.</w:t>
+      </w:r>
+    </w:p>
+    <w:p>
+      <w:pPr>
         <w:pStyle w:val="Heading1"/>
         <w:spacing w:after="120" w:before="360"/>
       </w:pPr>
@@ -933,7 +956,7 @@
         <w:spacing w:after="80" w:before="240"/>
       </w:pPr>
       <w:r>
-        <w:t xml:space="preserve">Before the visit - fill in upfront</w:t>
+        <w:t xml:space="preserve">Required - fill in before saving</w:t>
       </w:r>
     </w:p>
     <w:p>
@@ -972,19 +995,6 @@
         <w:spacing w:after="30" w:before="30" w:line="300"/>
       </w:pPr>
       <w:r>
-        <w:t xml:space="preserve">Region (NYC, Boston, Providence, or New Jersey)</w:t>
-      </w:r>
-    </w:p>
-    <w:p>
-      <w:pPr>
-        <w:pStyle w:val="ListParagraph"/>
-        <w:numPr>
-          <w:ilvl w:val="0"/>
-          <w:numId w:val="3"/>
-        </w:numPr>
-        <w:spacing w:after="30" w:before="30" w:line="300"/>
-      </w:pPr>
-      <w:r>
         <w:t xml:space="preserve">Assigned rep</w:t>
       </w:r>
     </w:p>
@@ -998,7 +1008,7 @@
         <w:spacing w:after="30" w:before="30" w:line="300"/>
       </w:pPr>
       <w:r>
-        <w:t xml:space="preserve">Status: Not Visited</w:t>
+        <w:t xml:space="preserve">Status (default: Not Visited)</w:t>
       </w:r>
     </w:p>
     <w:p>
@@ -1007,46 +1017,20 @@
         <w:spacing w:after="80" w:before="240"/>
       </w:pPr>
       <w:r>
-        <w:t xml:space="preserve">After the visit - fill in when you get back</w:t>
-      </w:r>
-    </w:p>
-    <w:p>
-      <w:pPr>
-        <w:pStyle w:val="ListParagraph"/>
-        <w:numPr>
-          <w:ilvl w:val="0"/>
-          <w:numId w:val="3"/>
-        </w:numPr>
-        <w:spacing w:after="30" w:before="30" w:line="300"/>
-      </w:pPr>
-      <w:r>
-        <w:t xml:space="preserve">Contact name and phone number (the decision maker - most important field)</w:t>
-      </w:r>
-    </w:p>
-    <w:p>
-      <w:pPr>
-        <w:pStyle w:val="ListParagraph"/>
-        <w:numPr>
-          <w:ilvl w:val="0"/>
-          <w:numId w:val="3"/>
-        </w:numPr>
-        <w:spacing w:after="30" w:before="30" w:line="300"/>
-      </w:pPr>
-      <w:r>
-        <w:t xml:space="preserve">Product placement, if the trial started</w:t>
-      </w:r>
-    </w:p>
-    <w:p>
-      <w:pPr>
-        <w:pStyle w:val="ListParagraph"/>
-        <w:numPr>
-          <w:ilvl w:val="0"/>
-          <w:numId w:val="3"/>
-        </w:numPr>
-        <w:spacing w:after="30" w:before="30" w:line="300"/>
-      </w:pPr>
-      <w:r>
-        <w:t xml:space="preserve">Shipping address if different from the store address</w:t>
+        <w:t xml:space="preserve">Optional - add after the visit if you didn't fill them yet</w:t>
+      </w:r>
+    </w:p>
+    <w:p>
+      <w:pPr>
+        <w:pStyle w:val="ListParagraph"/>
+        <w:numPr>
+          <w:ilvl w:val="0"/>
+          <w:numId w:val="3"/>
+        </w:numPr>
+        <w:spacing w:after="30" w:before="30" w:line="300"/>
+      </w:pPr>
+      <w:r>
+        <w:t xml:space="preserve">Decision maker name and phone (this is the most important optional field - get it before you leave the first visit)</w:t>
       </w:r>
     </w:p>
     <w:p>
@@ -1060,6 +1044,29 @@
       </w:pPr>
       <w:r>
         <w:t xml:space="preserve">Notes on the owner, the store, or anything useful</w:t>
+      </w:r>
+    </w:p>
+    <w:p>
+      <w:pPr>
+        <w:spacing w:after="40" w:before="40"/>
+      </w:pPr>
+      <w:r>
+        <w:t xml:space="preserve"/>
+      </w:r>
+    </w:p>
+    <w:p>
+      <w:pPr>
+        <w:spacing w:after="80" w:before="60" w:line="300"/>
+      </w:pPr>
+      <w:r>
+        <w:rPr>
+          <w:b/>
+          <w:bCs/>
+        </w:rPr>
+        <w:t xml:space="preserve">Boxes on shelf is managed automatically. </w:t>
+      </w:r>
+      <w:r>
+        <w:t xml:space="preserve">You don't set it when creating an account. Logging a check-in or PO is what updates it.</w:t>
       </w:r>
     </w:p>
     <w:p>
@@ -1222,20 +1229,7 @@
         <w:spacing w:after="20" w:before="20" w:line="300"/>
       </w:pPr>
       <w:r>
-        <w:t xml:space="preserve">Shelf stable with an 18-month shelf life from manufacture date. Zero risk of dead stock.</w:t>
-      </w:r>
-    </w:p>
-    <w:p>
-      <w:pPr>
-        <w:pStyle w:val="ListParagraph"/>
-        <w:numPr>
-          <w:ilvl w:val="1"/>
-          <w:numId w:val="3"/>
-        </w:numPr>
-        <w:spacing w:after="20" w:before="20" w:line="300"/>
-      </w:pPr>
-      <w:r>
-        <w:t xml:space="preserve">Each box takes up almost no shelf space.</w:t>
+        <w:t xml:space="preserve">Shelf stable with an 18-month shelf life from manufacture date. Zero risk of dead stock. Each box takes up almost no shelf space.</w:t>
       </w:r>
     </w:p>
     <w:p>
@@ -1268,7 +1262,7 @@
         <w:t xml:space="preserve">Offer the trial.</w:t>
       </w:r>
       <w:r>
-        <w:t xml:space="preserve"> Tell them: "Pay for one box, we give you a second one free. Low risk - see how your customers respond before placing a full wholesale order."</w:t>
+        <w:t xml:space="preserve"> Tell them: "Pay for one box, we give you a second one free. Low risk - see how your customers respond before placing a full wholesale order (MOQ = 20 boxes)."</w:t>
       </w:r>
     </w:p>
     <w:p>
@@ -1308,7 +1302,7 @@
         <w:t xml:space="preserve">Set up the display.</w:t>
       </w:r>
       <w:r>
-        <w:t xml:space="preserve"> Bars: tear both boxes open into retail display form so sticks are visible. Stores with a fridge or cooler: fridge mount for one box, tear the second open for the counter. Goal is visible, accessible product. Use your common sense for anything unusual.</w:t>
+        <w:t xml:space="preserve"> Bars: tear both boxes open into retail display form so sticks are visible. Stores with a fridge or cooler: fridge mount for one box, tear the second open for the counter. Goal is visible, accessible product. Use your common sense!</w:t>
       </w:r>
     </w:p>
     <w:p>
@@ -1348,7 +1342,7 @@
         <w:t xml:space="preserve">Log the visit in the CRM after you leave.</w:t>
       </w:r>
       <w:r>
-        <w:t xml:space="preserve"> Open the account, tap "+ Log check-in," fill in contact name, phone, and placement, and update status to Trial.</w:t>
+        <w:t xml:space="preserve"> Open the account, tap "+ Log check-in," add any notes, and save. The app auto-promotes the account to Trial and sets 2 boxes on shelf.</w:t>
       </w:r>
     </w:p>
     <w:p>
@@ -1371,7 +1365,7 @@
         <w:t xml:space="preserve">If they are not interested: </w:t>
       </w:r>
       <w:r>
-        <w:t xml:space="preserve">mark the account as Dead and move on. Do not leave product without collecting payment.</w:t>
+        <w:t xml:space="preserve">mark the account as Dead and move on. Do not leave product without collecting payment. If they say they'll get back to you after speaking to a manager, tell them you'll visit again in a week - no need to log a check-in until then.</w:t>
       </w:r>
     </w:p>
     <w:p>
@@ -1388,7 +1382,7 @@
         <w:spacing w:after="80" w:before="60" w:line="300"/>
       </w:pPr>
       <w:r>
-        <w:t xml:space="preserve">Once the trial is running, call every week. The goal is to track how the 20 sticks are selling and get them to place their first PO.</w:t>
+        <w:t xml:space="preserve">Once the trial is running, call every week. Week 1: feel out how it's going. Week 2 and beyond: every call pushes for the first PO, regardless of how many boxes are left.</w:t>
       </w:r>
     </w:p>
     <w:p>
@@ -1410,20 +1404,7 @@
         <w:spacing w:after="30" w:before="30" w:line="300"/>
       </w:pPr>
       <w:r>
-        <w:t xml:space="preserve">How many sticks are left? (trial starts with 20 sticks across 2 boxes)</w:t>
-      </w:r>
-    </w:p>
-    <w:p>
-      <w:pPr>
-        <w:pStyle w:val="ListParagraph"/>
-        <w:numPr>
-          <w:ilvl w:val="0"/>
-          <w:numId w:val="3"/>
-        </w:numPr>
-        <w:spacing w:after="30" w:before="30" w:line="300"/>
-      </w:pPr>
-      <w:r>
-        <w:t xml:space="preserve">How are customers responding?</w:t>
+        <w:t xml:space="preserve">How many sticks are left? Mentally convert to boxes: 15 or more = 2 boxes, 5 to 14 = 1 box, 0 to 4 = 0 boxes.</w:t>
       </w:r>
     </w:p>
     <w:p>
@@ -1449,7 +1430,7 @@
         <w:spacing w:after="30" w:before="30" w:line="300"/>
       </w:pPr>
       <w:r>
-        <w:t xml:space="preserve">If yes: confirm their full shipping address</w:t>
+        <w:t xml:space="preserve">If yes: confirm the store address is correct.</w:t>
       </w:r>
     </w:p>
     <w:p>
@@ -1498,7 +1479,7 @@
         <w:t xml:space="preserve">Tap "+ Log check-in."</w:t>
       </w:r>
       <w:r>
-        <w:t xml:space="preserve"> Select Phone call. Enter sticks remaining. Add notes.</w:t>
+        <w:t xml:space="preserve"> Select Phone call. Enter boxes remaining. Add notes.</w:t>
       </w:r>
     </w:p>
     <w:p>
@@ -1518,7 +1499,7 @@
         <w:t xml:space="preserve">If they placed a PO:</w:t>
       </w:r>
       <w:r>
-        <w:t xml:space="preserve"> Tap "+ Log PO order." Enter cartons and boxes currently on shelf. The CRM calculates total stock after delivery and updates automatically. Status changes to Active.</w:t>
+        <w:t xml:space="preserve"> Tap "+ Log PO order." Enter cartons and boxes currently on shelf. The CRM auto-promotes the account to Active and updates stock.</w:t>
       </w:r>
     </w:p>
     <w:p>
@@ -1574,7 +1555,14 @@
         <w:spacing w:after="80" w:before="60" w:line="300"/>
       </w:pPr>
       <w:r>
-        <w:t xml:space="preserve">Once sticks run low, push for the PO. If they are not selling after 2 weeks, ask about placement and visibility.</w:t>
+        <w:rPr>
+          <w:b/>
+          <w:bCs/>
+        </w:rPr>
+        <w:t xml:space="preserve">Made a mistake on a check-in? </w:t>
+      </w:r>
+      <w:r>
+        <w:t xml:space="preserve">Every check-in has Edit and Delete buttons in the account's check-in history. Delete removes it entirely. Edit lets you fix the method, box count, notes, or date.</w:t>
       </w:r>
     </w:p>
     <w:p>
@@ -1591,7 +1579,7 @@
         <w:spacing w:after="80" w:before="60" w:line="300"/>
       </w:pPr>
       <w:r>
-        <w:t xml:space="preserve">Once a store places their first PO they are Active. From this point you track in boxes, not sticks.</w:t>
+        <w:t xml:space="preserve">Once a store places their first PO they are Active. Call weekly to track boxes remaining and catch them before they stock out.</w:t>
       </w:r>
     </w:p>
     <w:p>
@@ -1617,7 +1605,7 @@
         <w:spacing w:after="30" w:before="30" w:line="300"/>
       </w:pPr>
       <w:r>
-        <w:t xml:space="preserve">If 3 or fewer, push for a reorder (minimum 1 carton, NET30).</w:t>
+        <w:t xml:space="preserve">If 5 or fewer, push for a reorder (minimum 1 carton, NET30). The CRM flags these as "low stock" automatically.</w:t>
       </w:r>
     </w:p>
     <w:p>
@@ -1643,7 +1631,7 @@
         <w:spacing w:after="30" w:before="30" w:line="300"/>
       </w:pPr>
       <w:r>
-        <w:t xml:space="preserve">Log check-in every week - boxes remaining is your sell-through velocity data.</w:t>
+        <w:t xml:space="preserve">Log a check-in every week - boxes remaining is your sell-through velocity data.</w:t>
       </w:r>
     </w:p>
     <w:p>
@@ -1659,7 +1647,7 @@
         <w:spacing w:after="80" w:before="60" w:line="300"/>
       </w:pPr>
       <w:r>
-        <w:t xml:space="preserve">POs are drop-shipped directly to the store. Confirm the shipping address is current with every new order.</w:t>
+        <w:t xml:space="preserve">POs are drop-shipped directly to the store address on file. If the store moves or ships to a different location, update the address in the account first.</w:t>
       </w:r>
     </w:p>
     <w:p>
@@ -1685,7 +1673,7 @@
         <w:spacing w:after="80" w:before="60" w:line="300"/>
       </w:pPr>
       <w:r>
-        <w:t xml:space="preserve">$20 for 1 box. Collect before leaving the product. Venmo, Zelle, or cash. Log it in the check-in form.</w:t>
+        <w:t xml:space="preserve">$20 for 1 box. Collect before leaving the product. Venmo, Zelle, or cash.</w:t>
       </w:r>
     </w:p>
     <w:p>
@@ -1742,7 +1730,7 @@
         <w:t xml:space="preserve">Letting the store choose: </w:t>
       </w:r>
       <w:r>
-        <w:t xml:space="preserve">When closing a PO, ask which method is easiest for them - Venmo, Zelle, or ACH. Most bodega owners prefer Zelle (it’s built into their bank app). Do not accept wire transfers: sender fees are $25-$50 which eats into the account’s margin on small orders.</w:t>
+        <w:t xml:space="preserve">When closing a PO, ask which method is easiest for them - Venmo, Zelle, or ACH. Most bodega owners prefer Zelle (it’s built into their bank app). Do not accept wire transfers: sender fees are $25-$50, which eats into the account’s margin on small orders.</w:t>
       </w:r>
     </w:p>
     <w:p>
@@ -2256,7 +2244,7 @@
         <w:t xml:space="preserve">Overdue invoices: </w:t>
       </w:r>
       <w:r>
-        <w:t xml:space="preserve">if an invoice hits 30 days unpaid the CRM flags it red automatically. Notify Felix immediately. Do not extend terms without Felix approval.</w:t>
+        <w:t xml:space="preserve">if an invoice hits 30 days unpaid the CRM flags it red automatically. Notify Felix immediately.</w:t>
       </w:r>
     </w:p>
     <w:p>
@@ -2278,7 +2266,7 @@
         <w:spacing w:after="80" w:before="60" w:line="300"/>
       </w:pPr>
       <w:r>
-        <w:t xml:space="preserve">Use this as a quick reference for what happens at each stage.</w:t>
+        <w:t xml:space="preserve">Quick reference for what happens at each stage.</w:t>
       </w:r>
     </w:p>
     <w:p>
@@ -2300,7 +2288,7 @@
         <w:spacing w:after="30" w:before="30" w:line="300"/>
       </w:pPr>
       <w:r>
-        <w:t xml:space="preserve">Add to CRM: name, type, address, region, rep</w:t>
+        <w:t xml:space="preserve">Add to CRM: name, type, address, rep</w:t>
       </w:r>
     </w:p>
     <w:p>
@@ -2386,20 +2374,7 @@
         <w:spacing w:after="30" w:before="30" w:line="300"/>
       </w:pPr>
       <w:r>
-        <w:t xml:space="preserve">Log check-in in CRM after leaving</w:t>
-      </w:r>
-    </w:p>
-    <w:p>
-      <w:pPr>
-        <w:pStyle w:val="ListParagraph"/>
-        <w:numPr>
-          <w:ilvl w:val="0"/>
-          <w:numId w:val="3"/>
-        </w:numPr>
-        <w:spacing w:after="30" w:before="30" w:line="300"/>
-      </w:pPr>
-      <w:r>
-        <w:t xml:space="preserve">Status: Trial</w:t>
+        <w:t xml:space="preserve">Log check-in in CRM after leaving - app auto-promotes to Trial and sets 2 boxes on shelf</w:t>
       </w:r>
     </w:p>
     <w:p>
@@ -2467,72 +2442,46 @@
         <w:spacing w:after="30" w:before="30" w:line="300"/>
       </w:pPr>
       <w:r>
-        <w:t xml:space="preserve">Ask: how many sticks are left? (trial = 20 sticks across 2 boxes)</w:t>
-      </w:r>
-    </w:p>
-    <w:p>
-      <w:pPr>
-        <w:pStyle w:val="ListParagraph"/>
-        <w:numPr>
-          <w:ilvl w:val="0"/>
-          <w:numId w:val="3"/>
-        </w:numPr>
-        <w:spacing w:after="30" w:before="30" w:line="300"/>
-      </w:pPr>
-      <w:r>
-        <w:t xml:space="preserve">Push for first PO (1 carton = 20 boxes, NET30)</w:t>
-      </w:r>
-    </w:p>
-    <w:p>
-      <w:pPr>
-        <w:pStyle w:val="ListParagraph"/>
-        <w:numPr>
-          <w:ilvl w:val="0"/>
-          <w:numId w:val="3"/>
-        </w:numPr>
-        <w:spacing w:after="30" w:before="30" w:line="300"/>
-      </w:pPr>
-      <w:r>
-        <w:t xml:space="preserve">Confirm shipping address</w:t>
-      </w:r>
-    </w:p>
-    <w:p>
-      <w:pPr>
-        <w:pStyle w:val="ListParagraph"/>
-        <w:numPr>
-          <w:ilvl w:val="0"/>
-          <w:numId w:val="3"/>
-        </w:numPr>
-        <w:spacing w:after="30" w:before="30" w:line="300"/>
-      </w:pPr>
-      <w:r>
-        <w:t xml:space="preserve">Log check-in in CRM after each call</w:t>
-      </w:r>
-    </w:p>
-    <w:p>
-      <w:pPr>
-        <w:pStyle w:val="ListParagraph"/>
-        <w:numPr>
-          <w:ilvl w:val="0"/>
-          <w:numId w:val="3"/>
-        </w:numPr>
-        <w:spacing w:after="30" w:before="30" w:line="300"/>
-      </w:pPr>
-      <w:r>
-        <w:t xml:space="preserve">When they say yes: tap "+ Log PO order" in CRM</w:t>
-      </w:r>
-    </w:p>
-    <w:p>
-      <w:pPr>
-        <w:pStyle w:val="ListParagraph"/>
-        <w:numPr>
-          <w:ilvl w:val="0"/>
-          <w:numId w:val="3"/>
-        </w:numPr>
-        <w:spacing w:after="30" w:before="30" w:line="300"/>
-      </w:pPr>
-      <w:r>
-        <w:t xml:space="preserve">Stock auto-updates. Status changes to Active.</w:t>
+        <w:t xml:space="preserve">Ask: how many sticks are left? Convert to boxes (15+=2, 5-14=1, 0-4=0).</w:t>
+      </w:r>
+    </w:p>
+    <w:p>
+      <w:pPr>
+        <w:pStyle w:val="ListParagraph"/>
+        <w:numPr>
+          <w:ilvl w:val="0"/>
+          <w:numId w:val="3"/>
+        </w:numPr>
+        <w:spacing w:after="30" w:before="30" w:line="300"/>
+      </w:pPr>
+      <w:r>
+        <w:t xml:space="preserve">Week 2+: push for first PO every call, regardless of stock (1 carton = 20 boxes, NET30)</w:t>
+      </w:r>
+    </w:p>
+    <w:p>
+      <w:pPr>
+        <w:pStyle w:val="ListParagraph"/>
+        <w:numPr>
+          <w:ilvl w:val="0"/>
+          <w:numId w:val="3"/>
+        </w:numPr>
+        <w:spacing w:after="30" w:before="30" w:line="300"/>
+      </w:pPr>
+      <w:r>
+        <w:t xml:space="preserve">Log check-in after each call</w:t>
+      </w:r>
+    </w:p>
+    <w:p>
+      <w:pPr>
+        <w:pStyle w:val="ListParagraph"/>
+        <w:numPr>
+          <w:ilvl w:val="0"/>
+          <w:numId w:val="3"/>
+        </w:numPr>
+        <w:spacing w:after="30" w:before="30" w:line="300"/>
+      </w:pPr>
+      <w:r>
+        <w:t xml:space="preserve">When they say yes: tap "+ Log PO order" in CRM. Status auto-changes to Active.</w:t>
       </w:r>
     </w:p>
     <w:p>
@@ -2580,7 +2529,7 @@
         <w:spacing w:after="30" w:before="30" w:line="300"/>
       </w:pPr>
       <w:r>
-        <w:t xml:space="preserve">If 3 or fewer, push for a reorder (minimum 1 carton, NET30)</w:t>
+        <w:t xml:space="preserve">If 5 or fewer, push for a reorder (minimum 1 carton, NET30)</w:t>
       </w:r>
     </w:p>
     <w:p>

--- a/SOP.docx
+++ b/SOP.docx
@@ -930,7 +930,30 @@
         <w:t xml:space="preserve">Status changes automatically.</w:t>
       </w:r>
       <w:r>
-        <w:t xml:space="preserve"> Logging the first check-in on a Not Visited account promotes it to Trial and sets 2 boxes on shelf. Logging a PO on a Trial account promotes it to Active. You can override the status manually from the Edit account form if something unusual happens.</w:t>
+        <w:t xml:space="preserve"> Logging the first check-in on a Not Visited account promotes it to Trial and sets 2 boxes on shelf. Logging a PO on a Trial account promotes it to Active. To mark a store as Dead, tick the "Mark as Dead" checkbox in the check-in modal, or change the status from the Edit account form.</w:t>
+      </w:r>
+    </w:p>
+    <w:p>
+      <w:pPr>
+        <w:spacing w:after="40" w:before="40"/>
+      </w:pPr>
+      <w:r>
+        <w:t xml:space="preserve"/>
+      </w:r>
+    </w:p>
+    <w:p>
+      <w:pPr>
+        <w:spacing w:after="80" w:before="60" w:line="300"/>
+      </w:pPr>
+      <w:r>
+        <w:rPr>
+          <w:b/>
+          <w:bCs/>
+        </w:rPr>
+        <w:t xml:space="preserve">Status is one-way after Active.</w:t>
+      </w:r>
+      <w:r>
+        <w:t xml:space="preserve"> Active accounts cannot go back to Trial - only forward to Dead. Dead accounts can be reopened to Not Visited from the Edit account form if a store ever wants to start over. All check-ins, orders, and notes are preserved when an account moves to Dead - nothing gets deleted, you just stop calling them.</w:t>
       </w:r>
     </w:p>
     <w:p>
@@ -1017,7 +1040,7 @@
         <w:spacing w:after="80" w:before="240"/>
       </w:pPr>
       <w:r>
-        <w:t xml:space="preserve">Optional - add after the visit if you didn't fill them yet</w:t>
+        <w:t xml:space="preserve">Post visit - fill in when you get back</w:t>
       </w:r>
     </w:p>
     <w:p>
@@ -1365,7 +1388,7 @@
         <w:t xml:space="preserve">If they are not interested: </w:t>
       </w:r>
       <w:r>
-        <w:t xml:space="preserve">mark the account as Dead and move on. Do not leave product without collecting payment. If they say they'll get back to you after speaking to a manager, tell them you'll visit again in a week - no need to log a check-in until then.</w:t>
+        <w:t xml:space="preserve">tap "+ Log check-in" in the CRM, add a note about why, and tick "Mark this account as Dead." Do not leave product without collecting payment. If they say they'll get back to you after speaking to a manager, tell them you'll visit again in a week - no need to log a check-in until then.</w:t>
       </w:r>
     </w:p>
     <w:p>
@@ -1559,6 +1582,29 @@
           <w:b/>
           <w:bCs/>
         </w:rPr>
+        <w:t xml:space="preserve">If during a trial check-in they tell you they're out: </w:t>
+      </w:r>
+      <w:r>
+        <w:t xml:space="preserve">log the check-in, add a note, and tick "Mark this account as Dead" in the modal. The account flips to Dead - all the trial history stays in the CRM for the record.</w:t>
+      </w:r>
+    </w:p>
+    <w:p>
+      <w:pPr>
+        <w:spacing w:after="40" w:before="40"/>
+      </w:pPr>
+      <w:r>
+        <w:t xml:space="preserve"/>
+      </w:r>
+    </w:p>
+    <w:p>
+      <w:pPr>
+        <w:spacing w:after="80" w:before="60" w:line="300"/>
+      </w:pPr>
+      <w:r>
+        <w:rPr>
+          <w:b/>
+          <w:bCs/>
+        </w:rPr>
         <w:t xml:space="preserve">Made a mistake on a check-in? </w:t>
       </w:r>
       <w:r>
@@ -1648,6 +1694,29 @@
       </w:pPr>
       <w:r>
         <w:t xml:space="preserve">POs are drop-shipped directly to the store address on file. If the store moves or ships to a different location, update the address in the account first.</w:t>
+      </w:r>
+    </w:p>
+    <w:p>
+      <w:pPr>
+        <w:spacing w:after="40" w:before="40"/>
+      </w:pPr>
+      <w:r>
+        <w:t xml:space="preserve"/>
+      </w:r>
+    </w:p>
+    <w:p>
+      <w:pPr>
+        <w:spacing w:after="80" w:before="60" w:line="300"/>
+      </w:pPr>
+      <w:r>
+        <w:rPr>
+          <w:b/>
+          <w:bCs/>
+        </w:rPr>
+        <w:t xml:space="preserve">If they want to stop carrying day-guard: </w:t>
+      </w:r>
+      <w:r>
+        <w:t xml:space="preserve">log the final check-in, tick "Mark this account as Dead." Their full order history, paid invoices, and notes stay in the CRM forever. We just stop calling them.</w:t>
       </w:r>
     </w:p>
     <w:p>

--- a/SOP.docx
+++ b/SOP.docx
@@ -457,7 +457,7 @@
                 <w:sz w:val="20"/>
                 <w:szCs w:val="20"/>
               </w:rPr>
-              <w:t xml:space="preserve">Not Visited</w:t>
+              <w:t xml:space="preserve">Pre-trial</w:t>
             </w:r>
           </w:p>
         </w:tc>
@@ -515,7 +515,7 @@
                 <w:sz w:val="20"/>
                 <w:szCs w:val="20"/>
               </w:rPr>
-              <w:t xml:space="preserve">On the list, not yet visited</w:t>
+              <w:t xml:space="preserve">In CRM but trial not started</w:t>
             </w:r>
           </w:p>
         </w:tc>
@@ -544,7 +544,7 @@
                 <w:sz w:val="20"/>
                 <w:szCs w:val="20"/>
               </w:rPr>
-              <w:t xml:space="preserve">Add to CRM. Assign rep. Plan the first visit.</w:t>
+              <w:t xml:space="preserve">Plan the first in-person visit. Log a check-in after.</w:t>
             </w:r>
           </w:p>
         </w:tc>
@@ -927,10 +927,62 @@
           <w:b/>
           <w:bCs/>
         </w:rPr>
-        <w:t xml:space="preserve">Status changes automatically.</w:t>
-      </w:r>
-      <w:r>
-        <w:t xml:space="preserve"> Logging the first check-in on a Not Visited account promotes it to Trial and sets 2 boxes on shelf. Logging a PO on a Trial account promotes it to Active. To mark a store as Dead, tick the "Mark as Dead" checkbox in the check-in modal, or change the status from the Edit account form.</w:t>
+        <w:t xml:space="preserve">Status is automatic - you never set it directly.</w:t>
+      </w:r>
+      <w:r>
+        <w:t xml:space="preserve"> It moves forward only, based on what you do:</w:t>
+      </w:r>
+    </w:p>
+    <w:p>
+      <w:pPr>
+        <w:pStyle w:val="ListParagraph"/>
+        <w:numPr>
+          <w:ilvl w:val="0"/>
+          <w:numId w:val="3"/>
+        </w:numPr>
+        <w:spacing w:after="30" w:before="30" w:line="300"/>
+      </w:pPr>
+      <w:r>
+        <w:t xml:space="preserve">Pre-trial → Trial when you log a first visit and tap "Yes to trial"</w:t>
+      </w:r>
+    </w:p>
+    <w:p>
+      <w:pPr>
+        <w:pStyle w:val="ListParagraph"/>
+        <w:numPr>
+          <w:ilvl w:val="0"/>
+          <w:numId w:val="3"/>
+        </w:numPr>
+        <w:spacing w:after="30" w:before="30" w:line="300"/>
+      </w:pPr>
+      <w:r>
+        <w:t xml:space="preserve">Pre-trial → Dead when you log a first visit and tap "Said no"</w:t>
+      </w:r>
+    </w:p>
+    <w:p>
+      <w:pPr>
+        <w:pStyle w:val="ListParagraph"/>
+        <w:numPr>
+          <w:ilvl w:val="0"/>
+          <w:numId w:val="3"/>
+        </w:numPr>
+        <w:spacing w:after="30" w:before="30" w:line="300"/>
+      </w:pPr>
+      <w:r>
+        <w:t xml:space="preserve">Trial → Active when you log a PO order</w:t>
+      </w:r>
+    </w:p>
+    <w:p>
+      <w:pPr>
+        <w:pStyle w:val="ListParagraph"/>
+        <w:numPr>
+          <w:ilvl w:val="0"/>
+          <w:numId w:val="3"/>
+        </w:numPr>
+        <w:spacing w:after="30" w:before="30" w:line="300"/>
+      </w:pPr>
+      <w:r>
+        <w:t xml:space="preserve">Trial or Active → Dead when you log a check-in and tick "no longer want to carry"</w:t>
       </w:r>
     </w:p>
     <w:p>
@@ -950,10 +1002,10 @@
           <w:b/>
           <w:bCs/>
         </w:rPr>
-        <w:t xml:space="preserve">Status is one-way after Active.</w:t>
-      </w:r>
-      <w:r>
-        <w:t xml:space="preserve"> Active accounts cannot go back to Trial - only forward to Dead. Dead accounts can be reopened to Not Visited from the Edit account form if a store ever wants to start over. All check-ins, orders, and notes are preserved when an account moves to Dead - nothing gets deleted, you just stop calling them.</w:t>
+        <w:t xml:space="preserve">Death is final.</w:t>
+      </w:r>
+      <w:r>
+        <w:t xml:space="preserve"> Once an account is Dead the only way to "reopen" it is to delete it and add it again as a fresh Pre-trial. All check-ins, orders, and payment history of a Dead account stay in the CRM as a permanent record - moving to Dead just means you stop calling them.</w:t>
       </w:r>
     </w:p>
     <w:p>
@@ -1023,15 +1075,18 @@
     </w:p>
     <w:p>
       <w:pPr>
-        <w:pStyle w:val="ListParagraph"/>
-        <w:numPr>
-          <w:ilvl w:val="0"/>
-          <w:numId w:val="3"/>
-        </w:numPr>
-        <w:spacing w:after="30" w:before="30" w:line="300"/>
-      </w:pPr>
-      <w:r>
-        <w:t xml:space="preserve">Status (default: Not Visited)</w:t>
+        <w:spacing w:after="40" w:before="40"/>
+      </w:pPr>
+      <w:r>
+        <w:t xml:space="preserve"/>
+      </w:r>
+    </w:p>
+    <w:p>
+      <w:pPr>
+        <w:spacing w:after="80" w:before="60" w:line="300"/>
+      </w:pPr>
+      <w:r>
+        <w:t xml:space="preserve">Every new account starts as Pre-trial. You don't pick a status - the CRM sets one based on what you do later.</w:t>
       </w:r>
     </w:p>
     <w:p>
@@ -1053,7 +1108,7 @@
         <w:spacing w:after="30" w:before="30" w:line="300"/>
       </w:pPr>
       <w:r>
-        <w:t xml:space="preserve">Decision maker name and phone (this is the most important optional field - get it before you leave the first visit)</w:t>
+        <w:t xml:space="preserve">Decision maker name and phone (the most important field once you've visited - get it before you leave)</w:t>
       </w:r>
     </w:p>
     <w:p>
@@ -1086,10 +1141,10 @@
           <w:b/>
           <w:bCs/>
         </w:rPr>
-        <w:t xml:space="preserve">Boxes on shelf is managed automatically. </w:t>
-      </w:r>
-      <w:r>
-        <w:t xml:space="preserve">You don't set it when creating an account. Logging a check-in or PO is what updates it.</w:t>
+        <w:t xml:space="preserve">Boxes on shelf is managed automatically too. </w:t>
+      </w:r>
+      <w:r>
+        <w:t xml:space="preserve">You never set it directly. Logging a check-in updates it; logging a PO adds the new boxes to it.</w:t>
       </w:r>
     </w:p>
     <w:p>
@@ -1365,7 +1420,46 @@
         <w:t xml:space="preserve">Log the visit in the CRM after you leave.</w:t>
       </w:r>
       <w:r>
-        <w:t xml:space="preserve"> Open the account, tap "+ Log check-in," add any notes, and save. The app auto-promotes the account to Trial and sets 2 boxes on shelf.</w:t>
+        <w:t xml:space="preserve"> Open the account, tap "+ Log check-in." The modal asks how it went and shows three buttons:</w:t>
+      </w:r>
+    </w:p>
+    <w:p>
+      <w:pPr>
+        <w:pStyle w:val="ListParagraph"/>
+        <w:numPr>
+          <w:ilvl w:val="1"/>
+          <w:numId w:val="3"/>
+        </w:numPr>
+        <w:spacing w:after="20" w:before="20" w:line="300"/>
+      </w:pPr>
+      <w:r>
+        <w:t xml:space="preserve">Yes to trial - they paid for the box. Tap this and the account flips to Trial with 2 boxes on shelf.</w:t>
+      </w:r>
+    </w:p>
+    <w:p>
+      <w:pPr>
+        <w:pStyle w:val="ListParagraph"/>
+        <w:numPr>
+          <w:ilvl w:val="1"/>
+          <w:numId w:val="3"/>
+        </w:numPr>
+        <w:spacing w:after="20" w:before="20" w:line="300"/>
+      </w:pPr>
+      <w:r>
+        <w:t xml:space="preserve">Will get back to us - they need to think about it or check with their manager. Tap this and the account stays Pre-trial. Plan to visit again in a week.</w:t>
+      </w:r>
+    </w:p>
+    <w:p>
+      <w:pPr>
+        <w:pStyle w:val="ListParagraph"/>
+        <w:numPr>
+          <w:ilvl w:val="1"/>
+          <w:numId w:val="3"/>
+        </w:numPr>
+        <w:spacing w:after="20" w:before="20" w:line="300"/>
+      </w:pPr>
+      <w:r>
+        <w:t xml:space="preserve">Said no - mark as Dead. Tap this and the account goes to Dead.</w:t>
       </w:r>
     </w:p>
     <w:p>
@@ -1385,10 +1479,10 @@
           <w:b/>
           <w:bCs/>
         </w:rPr>
-        <w:t xml:space="preserve">If they are not interested: </w:t>
-      </w:r>
-      <w:r>
-        <w:t xml:space="preserve">tap "+ Log check-in" in the CRM, add a note about why, and tick "Mark this account as Dead." Do not leave product without collecting payment. If they say they'll get back to you after speaking to a manager, tell them you'll visit again in a week - no need to log a check-in until then.</w:t>
+        <w:t xml:space="preserve">Important: </w:t>
+      </w:r>
+      <w:r>
+        <w:t xml:space="preserve">do not leave product without collecting payment. If they want to think about it, take the boxes back with you and come back next week.</w:t>
       </w:r>
     </w:p>
     <w:p>
@@ -1582,10 +1676,10 @@
           <w:b/>
           <w:bCs/>
         </w:rPr>
-        <w:t xml:space="preserve">If during a trial check-in they tell you they're out: </w:t>
-      </w:r>
-      <w:r>
-        <w:t xml:space="preserve">log the check-in, add a note, and tick "Mark this account as Dead" in the modal. The account flips to Dead - all the trial history stays in the CRM for the record.</w:t>
+        <w:t xml:space="preserve">If they tell you to stop carrying day-guard: </w:t>
+      </w:r>
+      <w:r>
+        <w:t xml:space="preserve">log the check-in normally, add a note, and tick "They no longer want to carry day-guard - mark as Dead" in the modal. The account flips to Dead - all the trial history stays in the CRM for the record.</w:t>
       </w:r>
     </w:p>
     <w:p>
@@ -1716,7 +1810,7 @@
         <w:t xml:space="preserve">If they want to stop carrying day-guard: </w:t>
       </w:r>
       <w:r>
-        <w:t xml:space="preserve">log the final check-in, tick "Mark this account as Dead." Their full order history, paid invoices, and notes stay in the CRM forever. We just stop calling them.</w:t>
+        <w:t xml:space="preserve">log the final check-in and tick "They no longer want to carry day-guard - mark as Dead." Their full order history, paid invoices, and notes stay in the CRM forever. We just stop calling them.</w:t>
       </w:r>
     </w:p>
     <w:p>
@@ -2370,7 +2464,7 @@
         <w:spacing w:after="30" w:before="30" w:line="300"/>
       </w:pPr>
       <w:r>
-        <w:t xml:space="preserve">Status: Not Visited</w:t>
+        <w:t xml:space="preserve">Status: Pre-trial</w:t>
       </w:r>
     </w:p>
     <w:p>
@@ -2387,24 +2481,40 @@
         <w:spacing w:after="80" w:before="60" w:line="300"/>
       </w:pPr>
       <w:r>
+        <w:t xml:space="preserve">After the visit, log the check-in and tap one of three buttons:</w:t>
+      </w:r>
+    </w:p>
+    <w:p>
+      <w:pPr>
+        <w:spacing w:after="40" w:before="40"/>
+      </w:pPr>
+      <w:r>
+        <w:t xml:space="preserve"/>
+      </w:r>
+    </w:p>
+    <w:p>
+      <w:pPr>
+        <w:spacing w:after="80" w:before="60" w:line="300"/>
+      </w:pPr>
+      <w:r>
         <w:rPr>
           <w:b/>
           <w:bCs/>
         </w:rPr>
-        <w:t xml:space="preserve">They say YES to the trial:</w:t>
-      </w:r>
-    </w:p>
-    <w:p>
-      <w:pPr>
-        <w:pStyle w:val="ListParagraph"/>
-        <w:numPr>
-          <w:ilvl w:val="0"/>
-          <w:numId w:val="3"/>
-        </w:numPr>
-        <w:spacing w:after="30" w:before="30" w:line="300"/>
-      </w:pPr>
-      <w:r>
-        <w:t xml:space="preserve">Collect $20 for 1 box (Venmo, Zelle, or cash)</w:t>
+        <w:t xml:space="preserve">Yes to trial</w:t>
+      </w:r>
+    </w:p>
+    <w:p>
+      <w:pPr>
+        <w:pStyle w:val="ListParagraph"/>
+        <w:numPr>
+          <w:ilvl w:val="0"/>
+          <w:numId w:val="3"/>
+        </w:numPr>
+        <w:spacing w:after="30" w:before="30" w:line="300"/>
+      </w:pPr>
+      <w:r>
+        <w:t xml:space="preserve">Collect $20 in person (Venmo, Zelle, or cash)</w:t>
       </w:r>
     </w:p>
     <w:p>
@@ -2443,7 +2553,7 @@
         <w:spacing w:after="30" w:before="30" w:line="300"/>
       </w:pPr>
       <w:r>
-        <w:t xml:space="preserve">Log check-in in CRM after leaving - app auto-promotes to Trial and sets 2 boxes on shelf</w:t>
+        <w:t xml:space="preserve">CRM flips status to Trial and sets 2 boxes on shelf</w:t>
       </w:r>
     </w:p>
     <w:p>
@@ -2463,20 +2573,79 @@
           <w:b/>
           <w:bCs/>
         </w:rPr>
-        <w:t xml:space="preserve">They say NO:</w:t>
-      </w:r>
-    </w:p>
-    <w:p>
-      <w:pPr>
-        <w:pStyle w:val="ListParagraph"/>
-        <w:numPr>
-          <w:ilvl w:val="0"/>
-          <w:numId w:val="3"/>
-        </w:numPr>
-        <w:spacing w:after="30" w:before="30" w:line="300"/>
-      </w:pPr>
-      <w:r>
-        <w:t xml:space="preserve">Status: Dead</w:t>
+        <w:t xml:space="preserve">Will get back to us</w:t>
+      </w:r>
+    </w:p>
+    <w:p>
+      <w:pPr>
+        <w:pStyle w:val="ListParagraph"/>
+        <w:numPr>
+          <w:ilvl w:val="0"/>
+          <w:numId w:val="3"/>
+        </w:numPr>
+        <w:spacing w:after="30" w:before="30" w:line="300"/>
+      </w:pPr>
+      <w:r>
+        <w:t xml:space="preserve">Take the boxes back with you</w:t>
+      </w:r>
+    </w:p>
+    <w:p>
+      <w:pPr>
+        <w:pStyle w:val="ListParagraph"/>
+        <w:numPr>
+          <w:ilvl w:val="0"/>
+          <w:numId w:val="3"/>
+        </w:numPr>
+        <w:spacing w:after="30" w:before="30" w:line="300"/>
+      </w:pPr>
+      <w:r>
+        <w:t xml:space="preserve">Account stays Pre-trial</w:t>
+      </w:r>
+    </w:p>
+    <w:p>
+      <w:pPr>
+        <w:pStyle w:val="ListParagraph"/>
+        <w:numPr>
+          <w:ilvl w:val="0"/>
+          <w:numId w:val="3"/>
+        </w:numPr>
+        <w:spacing w:after="30" w:before="30" w:line="300"/>
+      </w:pPr>
+      <w:r>
+        <w:t xml:space="preserve">Visit again next week</w:t>
+      </w:r>
+    </w:p>
+    <w:p>
+      <w:pPr>
+        <w:spacing w:after="40" w:before="40"/>
+      </w:pPr>
+      <w:r>
+        <w:t xml:space="preserve"/>
+      </w:r>
+    </w:p>
+    <w:p>
+      <w:pPr>
+        <w:spacing w:after="80" w:before="60" w:line="300"/>
+      </w:pPr>
+      <w:r>
+        <w:rPr>
+          <w:b/>
+          <w:bCs/>
+        </w:rPr>
+        <w:t xml:space="preserve">Said no</w:t>
+      </w:r>
+    </w:p>
+    <w:p>
+      <w:pPr>
+        <w:pStyle w:val="ListParagraph"/>
+        <w:numPr>
+          <w:ilvl w:val="0"/>
+          <w:numId w:val="3"/>
+        </w:numPr>
+        <w:spacing w:after="30" w:before="30" w:line="300"/>
+      </w:pPr>
+      <w:r>
+        <w:t xml:space="preserve">CRM flips status to Dead</w:t>
       </w:r>
     </w:p>
     <w:p>

--- a/SOP.docx
+++ b/SOP.docx
@@ -969,20 +969,20 @@
         <w:spacing w:after="30" w:before="30" w:line="300"/>
       </w:pPr>
       <w:r>
-        <w:t xml:space="preserve">Trial → Active when you log a PO order</w:t>
-      </w:r>
-    </w:p>
-    <w:p>
-      <w:pPr>
-        <w:pStyle w:val="ListParagraph"/>
-        <w:numPr>
-          <w:ilvl w:val="0"/>
-          <w:numId w:val="3"/>
-        </w:numPr>
-        <w:spacing w:after="30" w:before="30" w:line="300"/>
-      </w:pPr>
-      <w:r>
-        <w:t xml:space="preserve">Trial or Active → Dead when you log a check-in and tick "no longer want to carry"</w:t>
+        <w:t xml:space="preserve">Trial → Active when you log a check-in and tap "Yes to PO" (the PO modal opens automatically)</w:t>
+      </w:r>
+    </w:p>
+    <w:p>
+      <w:pPr>
+        <w:pStyle w:val="ListParagraph"/>
+        <w:numPr>
+          <w:ilvl w:val="0"/>
+          <w:numId w:val="3"/>
+        </w:numPr>
+        <w:spacing w:after="30" w:before="30" w:line="300"/>
+      </w:pPr>
+      <w:r>
+        <w:t xml:space="preserve">Trial or Active → Dead when you log a check-in and tap "No longer carry". The CRM asks you to confirm.</w:t>
       </w:r>
     </w:p>
     <w:p>
@@ -1002,10 +1002,10 @@
           <w:b/>
           <w:bCs/>
         </w:rPr>
-        <w:t xml:space="preserve">Death is final.</w:t>
-      </w:r>
-      <w:r>
-        <w:t xml:space="preserve"> Once an account is Dead the only way to "reopen" it is to delete it and add it again as a fresh Pre-trial. All check-ins, orders, and payment history of a Dead account stay in the CRM as a permanent record - moving to Dead just means you stop calling them.</w:t>
+        <w:t xml:space="preserve">Dead accounts are locked but revertible.</w:t>
+      </w:r>
+      <w:r>
+        <w:t xml:space="preserve"> Once Dead, the account can't have new check-ins or POs logged. If Dead was a mistake, open the account, find the check-in that caused it in the history, and tap "Delete &amp; roll back." The account pops back to whatever state it was in before that check-in. All check-ins, orders, and payment history of a Dead account stay in the CRM as a permanent record.</w:t>
       </w:r>
     </w:p>
     <w:p>
@@ -1596,7 +1596,46 @@
         <w:t xml:space="preserve">Tap "+ Log check-in."</w:t>
       </w:r>
       <w:r>
-        <w:t xml:space="preserve"> Select Phone call. Enter boxes remaining. Add notes.</w:t>
+        <w:t xml:space="preserve"> Select Phone call. Enter boxes remaining. Add notes. Then pick one of three outcomes:</w:t>
+      </w:r>
+    </w:p>
+    <w:p>
+      <w:pPr>
+        <w:pStyle w:val="ListParagraph"/>
+        <w:numPr>
+          <w:ilvl w:val="1"/>
+          <w:numId w:val="3"/>
+        </w:numPr>
+        <w:spacing w:after="20" w:before="20" w:line="300"/>
+      </w:pPr>
+      <w:r>
+        <w:t xml:space="preserve">✅ Yes to PO - they want to order. Tapping this saves the check-in and immediately opens the PO modal. Enter the cartons and save. The CRM auto-promotes the account to Active and updates stock.</w:t>
+      </w:r>
+    </w:p>
+    <w:p>
+      <w:pPr>
+        <w:pStyle w:val="ListParagraph"/>
+        <w:numPr>
+          <w:ilvl w:val="1"/>
+          <w:numId w:val="3"/>
+        </w:numPr>
+        <w:spacing w:after="20" w:before="20" w:line="300"/>
+      </w:pPr>
+      <w:r>
+        <w:t xml:space="preserve">📝 No change - just log the check-in. Use this for weekly calls that don't end in a decision. Updates the box count but keeps status on Trial.</w:t>
+      </w:r>
+    </w:p>
+    <w:p>
+      <w:pPr>
+        <w:pStyle w:val="ListParagraph"/>
+        <w:numPr>
+          <w:ilvl w:val="1"/>
+          <w:numId w:val="3"/>
+        </w:numPr>
+        <w:spacing w:after="20" w:before="20" w:line="300"/>
+      </w:pPr>
+      <w:r>
+        <w:t xml:space="preserve">❌ No longer carry - mark as Dead. The CRM asks you to confirm first since Dead locks the account.</w:t>
       </w:r>
     </w:p>
     <w:p>
@@ -1613,10 +1652,10 @@
           <w:b/>
           <w:bCs/>
         </w:rPr>
-        <w:t xml:space="preserve">If they placed a PO:</w:t>
-      </w:r>
-      <w:r>
-        <w:t xml:space="preserve"> Tap "+ Log PO order." Enter cartons and boxes currently on shelf. The CRM auto-promotes the account to Active and updates stock.</w:t>
+        <w:t xml:space="preserve">Send the invoice.</w:t>
+      </w:r>
+      <w:r>
+        <w:t xml:space="preserve"> Email the invoice to the store using the template Felix provides.</w:t>
       </w:r>
     </w:p>
     <w:p>
@@ -1633,76 +1672,33 @@
           <w:b/>
           <w:bCs/>
         </w:rPr>
-        <w:t xml:space="preserve">Send the invoice.</w:t>
-      </w:r>
-      <w:r>
-        <w:t xml:space="preserve"> Email the invoice to the store using the template Felix provides.</w:t>
-      </w:r>
-    </w:p>
-    <w:p>
-      <w:pPr>
-        <w:pStyle w:val="ListParagraph"/>
-        <w:numPr>
-          <w:ilvl w:val="0"/>
-          <w:numId w:val="2"/>
-        </w:numPr>
-        <w:spacing w:after="40" w:before="40" w:line="300"/>
+        <w:t xml:space="preserve">Mark invoice sent.</w:t>
+      </w:r>
+      <w:r>
+        <w:t xml:space="preserve"> In the account Orders tab or the Invoices tab, tap "Mark invoice sent." This starts the NET30 clock.</w:t>
+      </w:r>
+    </w:p>
+    <w:p>
+      <w:pPr>
+        <w:spacing w:after="40" w:before="40"/>
+      </w:pPr>
+      <w:r>
+        <w:t xml:space="preserve"/>
+      </w:r>
+    </w:p>
+    <w:p>
+      <w:pPr>
+        <w:spacing w:after="80" w:before="60" w:line="300"/>
       </w:pPr>
       <w:r>
         <w:rPr>
           <w:b/>
           <w:bCs/>
         </w:rPr>
-        <w:t xml:space="preserve">Mark invoice sent.</w:t>
-      </w:r>
-      <w:r>
-        <w:t xml:space="preserve"> In the account Orders tab or the Invoices tab, tap "Mark invoice sent." This starts the NET30 clock.</w:t>
-      </w:r>
-    </w:p>
-    <w:p>
-      <w:pPr>
-        <w:spacing w:after="40" w:before="40"/>
-      </w:pPr>
-      <w:r>
-        <w:t xml:space="preserve"/>
-      </w:r>
-    </w:p>
-    <w:p>
-      <w:pPr>
-        <w:spacing w:after="80" w:before="60" w:line="300"/>
-      </w:pPr>
-      <w:r>
-        <w:rPr>
-          <w:b/>
-          <w:bCs/>
-        </w:rPr>
-        <w:t xml:space="preserve">If they tell you to stop carrying day-guard: </w:t>
-      </w:r>
-      <w:r>
-        <w:t xml:space="preserve">log the check-in normally, add a note, and tick "They no longer want to carry day-guard - mark as Dead" in the modal. The account flips to Dead - all the trial history stays in the CRM for the record.</w:t>
-      </w:r>
-    </w:p>
-    <w:p>
-      <w:pPr>
-        <w:spacing w:after="40" w:before="40"/>
-      </w:pPr>
-      <w:r>
-        <w:t xml:space="preserve"/>
-      </w:r>
-    </w:p>
-    <w:p>
-      <w:pPr>
-        <w:spacing w:after="80" w:before="60" w:line="300"/>
-      </w:pPr>
-      <w:r>
-        <w:rPr>
-          <w:b/>
-          <w:bCs/>
-        </w:rPr>
         <w:t xml:space="preserve">Made a mistake on a check-in? </w:t>
       </w:r>
       <w:r>
-        <w:t xml:space="preserve">Every check-in has Edit and Delete buttons in the account's check-in history. Delete removes it entirely. Edit lets you fix the method, box count, notes, or date.</w:t>
+        <w:t xml:space="preserve">Every check-in has a "Delete &amp; roll back" button in the account's check-in history. Deleting a check-in removes it from the record and rolls the account's status + box count back to whatever they were before that check-in. If you accidentally marked an account as Dead, open it, delete the bad check-in, and the account comes back to life.</w:t>
       </w:r>
     </w:p>
     <w:p>
@@ -1719,59 +1715,46 @@
         <w:spacing w:after="80" w:before="60" w:line="300"/>
       </w:pPr>
       <w:r>
-        <w:t xml:space="preserve">Once a store places their first PO they are Active. Call weekly to track boxes remaining and catch them before they stock out.</w:t>
-      </w:r>
-    </w:p>
-    <w:p>
-      <w:pPr>
-        <w:pStyle w:val="ListParagraph"/>
-        <w:numPr>
-          <w:ilvl w:val="0"/>
-          <w:numId w:val="3"/>
-        </w:numPr>
-        <w:spacing w:after="30" w:before="30" w:line="300"/>
-      </w:pPr>
-      <w:r>
-        <w:t xml:space="preserve">Ask: how many boxes are left?</w:t>
-      </w:r>
-    </w:p>
-    <w:p>
-      <w:pPr>
-        <w:pStyle w:val="ListParagraph"/>
-        <w:numPr>
-          <w:ilvl w:val="0"/>
-          <w:numId w:val="3"/>
-        </w:numPr>
-        <w:spacing w:after="30" w:before="30" w:line="300"/>
-      </w:pPr>
-      <w:r>
-        <w:t xml:space="preserve">If 5 or fewer, push for a reorder (minimum 1 carton, NET30). The CRM flags these as "low stock" automatically.</w:t>
-      </w:r>
-    </w:p>
-    <w:p>
-      <w:pPr>
-        <w:pStyle w:val="ListParagraph"/>
-        <w:numPr>
-          <w:ilvl w:val="0"/>
-          <w:numId w:val="3"/>
-        </w:numPr>
-        <w:spacing w:after="30" w:before="30" w:line="300"/>
-      </w:pPr>
-      <w:r>
-        <w:t xml:space="preserve">When they confirm a reorder, log the PO in CRM, send invoice, mark invoice sent.</w:t>
-      </w:r>
-    </w:p>
-    <w:p>
-      <w:pPr>
-        <w:pStyle w:val="ListParagraph"/>
-        <w:numPr>
-          <w:ilvl w:val="0"/>
-          <w:numId w:val="3"/>
-        </w:numPr>
-        <w:spacing w:after="30" w:before="30" w:line="300"/>
-      </w:pPr>
-      <w:r>
-        <w:t xml:space="preserve">Log a check-in every week - boxes remaining is your sell-through velocity data.</w:t>
+        <w:t xml:space="preserve">Once a store places their first PO they are Active. Call weekly to track boxes remaining and catch them before they stock out. Active check-ins use the same three-button outcome as Trial check-ins:</w:t>
+      </w:r>
+    </w:p>
+    <w:p>
+      <w:pPr>
+        <w:pStyle w:val="ListParagraph"/>
+        <w:numPr>
+          <w:ilvl w:val="0"/>
+          <w:numId w:val="3"/>
+        </w:numPr>
+        <w:spacing w:after="30" w:before="30" w:line="300"/>
+      </w:pPr>
+      <w:r>
+        <w:t xml:space="preserve">✅ Yes to PO - they want to reorder. Opens the PO modal. 1 carton = 20 boxes, NET30.</w:t>
+      </w:r>
+    </w:p>
+    <w:p>
+      <w:pPr>
+        <w:pStyle w:val="ListParagraph"/>
+        <w:numPr>
+          <w:ilvl w:val="0"/>
+          <w:numId w:val="3"/>
+        </w:numPr>
+        <w:spacing w:after="30" w:before="30" w:line="300"/>
+      </w:pPr>
+      <w:r>
+        <w:t xml:space="preserve">📝 No change - just log the check-in. Use this when they have plenty of stock and no reorder yet.</w:t>
+      </w:r>
+    </w:p>
+    <w:p>
+      <w:pPr>
+        <w:pStyle w:val="ListParagraph"/>
+        <w:numPr>
+          <w:ilvl w:val="0"/>
+          <w:numId w:val="3"/>
+        </w:numPr>
+        <w:spacing w:after="30" w:before="30" w:line="300"/>
+      </w:pPr>
+      <w:r>
+        <w:t xml:space="preserve">❌ No longer carry - mark as Dead. Requires confirmation.</w:t>
       </w:r>
     </w:p>
     <w:p>
@@ -1787,30 +1770,7 @@
         <w:spacing w:after="80" w:before="60" w:line="300"/>
       </w:pPr>
       <w:r>
-        <w:t xml:space="preserve">POs are drop-shipped directly to the store address on file. If the store moves or ships to a different location, update the address in the account first.</w:t>
-      </w:r>
-    </w:p>
-    <w:p>
-      <w:pPr>
-        <w:spacing w:after="40" w:before="40"/>
-      </w:pPr>
-      <w:r>
-        <w:t xml:space="preserve"/>
-      </w:r>
-    </w:p>
-    <w:p>
-      <w:pPr>
-        <w:spacing w:after="80" w:before="60" w:line="300"/>
-      </w:pPr>
-      <w:r>
-        <w:rPr>
-          <w:b/>
-          <w:bCs/>
-        </w:rPr>
-        <w:t xml:space="preserve">If they want to stop carrying day-guard: </w:t>
-      </w:r>
-      <w:r>
-        <w:t xml:space="preserve">log the final check-in and tick "They no longer want to carry day-guard - mark as Dead." Their full order history, paid invoices, and notes stay in the CRM forever. We just stop calling them.</w:t>
+        <w:t xml:space="preserve">The CRM flags Active accounts with 5 boxes or fewer as "low stock" automatically - push hard on those calls. POs drop-ship to the store address on file. If the store moves, update the address in the account first.</w:t>
       </w:r>
     </w:p>
     <w:p>
@@ -2706,20 +2666,20 @@
         <w:spacing w:after="30" w:before="30" w:line="300"/>
       </w:pPr>
       <w:r>
-        <w:t xml:space="preserve">Log check-in after each call</w:t>
-      </w:r>
-    </w:p>
-    <w:p>
-      <w:pPr>
-        <w:pStyle w:val="ListParagraph"/>
-        <w:numPr>
-          <w:ilvl w:val="0"/>
-          <w:numId w:val="3"/>
-        </w:numPr>
-        <w:spacing w:after="30" w:before="30" w:line="300"/>
-      </w:pPr>
-      <w:r>
-        <w:t xml:space="preserve">When they say yes: tap "+ Log PO order" in CRM. Status auto-changes to Active.</w:t>
+        <w:t xml:space="preserve">Tap "+ Log check-in," enter box count and notes, then pick the outcome: Yes to PO / No change / No longer carry</w:t>
+      </w:r>
+    </w:p>
+    <w:p>
+      <w:pPr>
+        <w:pStyle w:val="ListParagraph"/>
+        <w:numPr>
+          <w:ilvl w:val="0"/>
+          <w:numId w:val="3"/>
+        </w:numPr>
+        <w:spacing w:after="30" w:before="30" w:line="300"/>
+      </w:pPr>
+      <w:r>
+        <w:t xml:space="preserve">"Yes to PO" opens the PO modal automatically. Status flips to Active on save.</w:t>
       </w:r>
     </w:p>
     <w:p>
@@ -2767,20 +2727,20 @@
         <w:spacing w:after="30" w:before="30" w:line="300"/>
       </w:pPr>
       <w:r>
-        <w:t xml:space="preserve">If 5 or fewer, push for a reorder (minimum 1 carton, NET30)</w:t>
-      </w:r>
-    </w:p>
-    <w:p>
-      <w:pPr>
-        <w:pStyle w:val="ListParagraph"/>
-        <w:numPr>
-          <w:ilvl w:val="0"/>
-          <w:numId w:val="3"/>
-        </w:numPr>
-        <w:spacing w:after="30" w:before="30" w:line="300"/>
-      </w:pPr>
-      <w:r>
-        <w:t xml:space="preserve">Log check-in. Log PO when order is confirmed.</w:t>
+        <w:t xml:space="preserve">If 5 or fewer, push for a reorder</w:t>
+      </w:r>
+    </w:p>
+    <w:p>
+      <w:pPr>
+        <w:pStyle w:val="ListParagraph"/>
+        <w:numPr>
+          <w:ilvl w:val="0"/>
+          <w:numId w:val="3"/>
+        </w:numPr>
+        <w:spacing w:after="30" w:before="30" w:line="300"/>
+      </w:pPr>
+      <w:r>
+        <w:t xml:space="preserve">Same check-in flow: pick "Yes to PO" to open the PO modal, "No change" for a standard call, "No longer carry" to mark Dead.</w:t>
       </w:r>
     </w:p>
     <w:p>

--- a/SOP.docx
+++ b/SOP.docx
@@ -1698,7 +1698,7 @@
         <w:t xml:space="preserve">Made a mistake on a check-in? </w:t>
       </w:r>
       <w:r>
-        <w:t xml:space="preserve">Every check-in has a "Delete &amp; roll back" button in the account's check-in history. Deleting a check-in removes it from the record and rolls the account's status + box count back to whatever they were before that check-in. If you accidentally marked an account as Dead, open it, delete the bad check-in, and the account comes back to life.</w:t>
+        <w:t xml:space="preserve">Only the most recent check-in can be rolled back. It has a "Delete &amp; roll back" button in the check-in history. Tapping it deletes the check-in, deletes any PO that was placed through it, and reverts the account's status and box count to exactly what they were right before that check-in. Once you've rolled back the most recent one, the next-most-recent becomes deletable - you can keep rolling back one step at a time like an undo stack. If you accidentally marked an account as Dead, open it, delete the bad check-in, and the account comes back to life.</w:t>
       </w:r>
     </w:p>
     <w:p>
@@ -1715,7 +1715,7 @@
         <w:spacing w:after="80" w:before="60" w:line="300"/>
       </w:pPr>
       <w:r>
-        <w:t xml:space="preserve">Once a store places their first PO they are Active. Call weekly to track boxes remaining and catch them before they stock out. Active check-ins use the same three-button outcome as Trial check-ins:</w:t>
+        <w:t xml:space="preserve">Once a store places their first PO they are Active. Call weekly. Active check-ins have only two outcomes - either they're reordering or they're done. No in-between:</w:t>
       </w:r>
     </w:p>
     <w:p>
@@ -1729,19 +1729,6 @@
       </w:pPr>
       <w:r>
         <w:t xml:space="preserve">✅ Yes to PO - they want to reorder. Opens the PO modal. 1 carton = 20 boxes, NET30.</w:t>
-      </w:r>
-    </w:p>
-    <w:p>
-      <w:pPr>
-        <w:pStyle w:val="ListParagraph"/>
-        <w:numPr>
-          <w:ilvl w:val="0"/>
-          <w:numId w:val="3"/>
-        </w:numPr>
-        <w:spacing w:after="30" w:before="30" w:line="300"/>
-      </w:pPr>
-      <w:r>
-        <w:t xml:space="preserve">📝 No change - just log the check-in. Use this when they have plenty of stock and no reorder yet.</w:t>
       </w:r>
     </w:p>
     <w:p>
@@ -2740,7 +2727,7 @@
         <w:spacing w:after="30" w:before="30" w:line="300"/>
       </w:pPr>
       <w:r>
-        <w:t xml:space="preserve">Same check-in flow: pick "Yes to PO" to open the PO modal, "No change" for a standard call, "No longer carry" to mark Dead.</w:t>
+        <w:t xml:space="preserve">Only log a check-in when something happens. Two outcomes: "Yes to PO" to reorder or "No longer carry" to mark Dead.</w:t>
       </w:r>
     </w:p>
     <w:p>

--- a/SOP.docx
+++ b/SOP.docx
@@ -1979,6 +1979,7 @@
               <w:bottom w:val="single" w:color="CCCCCC" w:sz="4"/>
               <w:right w:val="single" w:color="CCCCCC" w:sz="4"/>
             </w:tcBorders>
+            <w:shd w:fill="FFF4B8" w:val="clear"/>
             <w:tcMar>
               <w:top w:type="dxa" w:w="120"/>
               <w:left w:type="dxa" w:w="140"/>
@@ -2026,7 +2027,7 @@
                 <w:sz w:val="20"/>
                 <w:szCs w:val="20"/>
               </w:rPr>
-              <w:t xml:space="preserve">Invoice not yet emailed to store</w:t>
+              <w:t xml:space="preserve">Invoice not yet emailed to store (yellow badge in CRM)</w:t>
             </w:r>
           </w:p>
         </w:tc>
@@ -2070,6 +2071,7 @@
               <w:bottom w:val="single" w:color="CCCCCC" w:sz="4"/>
               <w:right w:val="single" w:color="CCCCCC" w:sz="4"/>
             </w:tcBorders>
+            <w:shd w:fill="FFE0B2" w:val="clear"/>
             <w:tcMar>
               <w:top w:type="dxa" w:w="120"/>
               <w:left w:type="dxa" w:w="140"/>
@@ -2117,7 +2119,7 @@
                 <w:sz w:val="20"/>
                 <w:szCs w:val="20"/>
               </w:rPr>
-              <w:t xml:space="preserve">Invoice sent. Waiting on payment. Under 30 days.</w:t>
+              <w:t xml:space="preserve">Invoice sent. Waiting on payment. Under 30 days (orange badge in CRM)</w:t>
             </w:r>
           </w:p>
         </w:tc>
@@ -2161,6 +2163,7 @@
               <w:bottom w:val="single" w:color="CCCCCC" w:sz="4"/>
               <w:right w:val="single" w:color="CCCCCC" w:sz="4"/>
             </w:tcBorders>
+            <w:shd w:fill="FCEBEB" w:val="clear"/>
             <w:tcMar>
               <w:top w:type="dxa" w:w="120"/>
               <w:left w:type="dxa" w:w="140"/>
@@ -2208,7 +2211,7 @@
                 <w:sz w:val="20"/>
                 <w:szCs w:val="20"/>
               </w:rPr>
-              <w:t xml:space="preserve">30+ days since invoice was sent. Unpaid.</w:t>
+              <w:t xml:space="preserve">30+ days since invoice was sent. Unpaid (red badge in CRM)</w:t>
             </w:r>
           </w:p>
         </w:tc>
@@ -2252,6 +2255,7 @@
               <w:bottom w:val="single" w:color="CCCCCC" w:sz="4"/>
               <w:right w:val="single" w:color="CCCCCC" w:sz="4"/>
             </w:tcBorders>
+            <w:shd w:fill="E1F5EE" w:val="clear"/>
             <w:tcMar>
               <w:top w:type="dxa" w:w="120"/>
               <w:left w:type="dxa" w:w="140"/>
@@ -2299,7 +2303,7 @@
                 <w:sz w:val="20"/>
                 <w:szCs w:val="20"/>
               </w:rPr>
-              <w:t xml:space="preserve">Payment received and logged.</w:t>
+              <w:t xml:space="preserve">Payment received and logged (green badge in CRM)</w:t>
             </w:r>
           </w:p>
         </w:tc>
@@ -2351,10 +2355,103 @@
           <w:b/>
           <w:bCs/>
         </w:rPr>
-        <w:t xml:space="preserve">Overdue invoices: </w:t>
-      </w:r>
-      <w:r>
-        <w:t xml:space="preserve">if an invoice hits 30 days unpaid the CRM flags it red automatically. Notify Felix immediately.</w:t>
+        <w:t xml:space="preserve">Mark as paid is locked until the invoice is sent.</w:t>
+      </w:r>
+      <w:r>
+        <w:t xml:space="preserve"> The CRM enforces the sequence: log PO → mark invoice sent → mark as paid. You can't jump ahead and mark paid without first recording that the invoice went out. If payment comes in before you sent an invoice (rare), tap "Mark invoice sent" first, then "Mark as paid."</w:t>
+      </w:r>
+    </w:p>
+    <w:p>
+      <w:pPr>
+        <w:spacing w:after="40" w:before="40"/>
+      </w:pPr>
+      <w:r>
+        <w:t xml:space="preserve"/>
+      </w:r>
+    </w:p>
+    <w:p>
+      <w:pPr>
+        <w:pStyle w:val="Heading2"/>
+        <w:spacing w:after="80" w:before="240"/>
+      </w:pPr>
+      <w:r>
+        <w:t xml:space="preserve">When the CRM flags an account</w:t>
+      </w:r>
+    </w:p>
+    <w:p>
+      <w:pPr>
+        <w:spacing w:after="80" w:before="60" w:line="300"/>
+      </w:pPr>
+      <w:r>
+        <w:t xml:space="preserve">The CRM yells at you automatically whenever any of these happen. Alerts appear in the top metrics bar, in the Accounts table "Alert" column, and as a red or amber notice inside the account detail.</w:t>
+      </w:r>
+    </w:p>
+    <w:p>
+      <w:pPr>
+        <w:pStyle w:val="ListParagraph"/>
+        <w:numPr>
+          <w:ilvl w:val="0"/>
+          <w:numId w:val="3"/>
+        </w:numPr>
+        <w:spacing w:after="30" w:before="30" w:line="300"/>
+      </w:pPr>
+      <w:r>
+        <w:t xml:space="preserve">Check-in due - 7 days since the last check-in on a Trial or Active account. Call them.</w:t>
+      </w:r>
+    </w:p>
+    <w:p>
+      <w:pPr>
+        <w:pStyle w:val="ListParagraph"/>
+        <w:numPr>
+          <w:ilvl w:val="0"/>
+          <w:numId w:val="3"/>
+        </w:numPr>
+        <w:spacing w:after="30" w:before="30" w:line="300"/>
+      </w:pPr>
+      <w:r>
+        <w:t xml:space="preserve">Low stock - Active account with 5 or fewer boxes on shelf. Push for a reorder.</w:t>
+      </w:r>
+    </w:p>
+    <w:p>
+      <w:pPr>
+        <w:pStyle w:val="ListParagraph"/>
+        <w:numPr>
+          <w:ilvl w:val="0"/>
+          <w:numId w:val="3"/>
+        </w:numPr>
+        <w:spacing w:after="30" w:before="30" w:line="300"/>
+      </w:pPr>
+      <w:r>
+        <w:t xml:space="preserve">Invoice not sent - PO was logged but you haven't tapped "Mark invoice sent" yet. Send the invoice.</w:t>
+      </w:r>
+    </w:p>
+    <w:p>
+      <w:pPr>
+        <w:pStyle w:val="ListParagraph"/>
+        <w:numPr>
+          <w:ilvl w:val="0"/>
+          <w:numId w:val="3"/>
+        </w:numPr>
+        <w:spacing w:after="30" w:before="30" w:line="300"/>
+      </w:pPr>
+      <w:r>
+        <w:t xml:space="preserve">Invoice overdue - 30+ days since the invoice was marked sent and still unpaid. Notify Felix.</w:t>
+      </w:r>
+    </w:p>
+    <w:p>
+      <w:pPr>
+        <w:spacing w:after="40" w:before="40"/>
+      </w:pPr>
+      <w:r>
+        <w:t xml:space="preserve"/>
+      </w:r>
+    </w:p>
+    <w:p>
+      <w:pPr>
+        <w:spacing w:after="80" w:before="60" w:line="300"/>
+      </w:pPr>
+      <w:r>
+        <w:t xml:space="preserve">There are no push notifications or emails. Alerts are visual, inside the CRM. Check the dashboard at the start of each day to see what needs attention.</w:t>
       </w:r>
     </w:p>
     <w:p>

--- a/SOP.docx
+++ b/SOP.docx
@@ -1652,10 +1652,10 @@
           <w:b/>
           <w:bCs/>
         </w:rPr>
-        <w:t xml:space="preserve">Send the invoice.</w:t>
-      </w:r>
-      <w:r>
-        <w:t xml:space="preserve"> Email the invoice to the store using the template Felix provides.</w:t>
+        <w:t xml:space="preserve">Ship the product and send the invoice.</w:t>
+      </w:r>
+      <w:r>
+        <w:t xml:space="preserve"> After saving the PO, the CRM pops up a reminder. Ship the cartons to the store address on file and email the invoice using Felix’s template.</w:t>
       </w:r>
     </w:p>
     <w:p>
@@ -1672,10 +1672,10 @@
           <w:b/>
           <w:bCs/>
         </w:rPr>
-        <w:t xml:space="preserve">Mark invoice sent.</w:t>
-      </w:r>
-      <w:r>
-        <w:t xml:space="preserve"> In the account Orders tab or the Invoices tab, tap "Mark invoice sent." This starts the NET30 clock.</w:t>
+        <w:t xml:space="preserve">Mark product &amp; invoice sent.</w:t>
+      </w:r>
+      <w:r>
+        <w:t xml:space="preserve"> Once both are done, come back to the PO in the account’s Orders tab (or the Invoices tab) and tap "Mark product &amp; invoice sent." This starts the NET30 clock.</w:t>
       </w:r>
     </w:p>
     <w:p>
@@ -1800,7 +1800,7 @@
         <w:spacing w:after="80" w:before="60" w:line="300"/>
       </w:pPr>
       <w:r>
-        <w:t xml:space="preserve">All PO orders are on NET30 terms. After a store confirms an order: log the PO in the CRM, then send the invoice by email or text. Once sent, tap "Mark invoice sent" in the CRM - the 30-day clock starts from that date.</w:t>
+        <w:t xml:space="preserve">All PO orders are on NET30 terms. After a store confirms an order, the CRM pops up a reminder to ship the product and email the invoice. Do both, then tap "Mark product &amp; invoice sent" in the CRM - the 30-day clock starts from that date.</w:t>
       </w:r>
     </w:p>
     <w:p>
@@ -2027,7 +2027,7 @@
                 <w:sz w:val="20"/>
                 <w:szCs w:val="20"/>
               </w:rPr>
-              <w:t xml:space="preserve">Invoice not yet emailed to store (yellow badge in CRM)</w:t>
+              <w:t xml:space="preserve">Product not shipped and invoice not sent yet (yellow badge in CRM)</w:t>
             </w:r>
           </w:p>
         </w:tc>
@@ -2056,7 +2056,7 @@
                 <w:sz w:val="20"/>
                 <w:szCs w:val="20"/>
               </w:rPr>
-              <w:t xml:space="preserve">Send the invoice email. Tap "Mark invoice sent" in CRM.</w:t>
+              <w:t xml:space="preserve">Ship the product, email the invoice, then tap "Mark product &amp; invoice sent" in CRM.</w:t>
             </w:r>
           </w:p>
         </w:tc>
@@ -2358,7 +2358,7 @@
         <w:t xml:space="preserve">Mark as paid is locked until the invoice is sent.</w:t>
       </w:r>
       <w:r>
-        <w:t xml:space="preserve"> The CRM enforces the sequence: log PO → mark invoice sent → mark as paid. You can't jump ahead and mark paid without first recording that the invoice went out. If payment comes in before you sent an invoice (rare), tap "Mark invoice sent" first, then "Mark as paid."</w:t>
+        <w:t xml:space="preserve"> The CRM enforces the sequence: log PO → mark invoice sent → mark as paid. You can't jump ahead and mark paid without first recording that the invoice went out. If payment comes in before you sent an invoice (rare), tap "Mark product &amp; invoice sent" first, then "Mark as paid."</w:t>
       </w:r>
     </w:p>
     <w:p>
@@ -2422,7 +2422,7 @@
         <w:spacing w:after="30" w:before="30" w:line="300"/>
       </w:pPr>
       <w:r>
-        <w:t xml:space="preserve">Invoice not sent - PO was logged but you haven't tapped "Mark invoice sent" yet. Send the invoice.</w:t>
+        <w:t xml:space="preserve">Product &amp; invoice not sent - PO was logged but you haven't tapped "Mark product &amp; invoice sent" yet. Send the invoice.</w:t>
       </w:r>
     </w:p>
     <w:p>
@@ -2776,7 +2776,7 @@
         <w:spacing w:after="30" w:before="30" w:line="300"/>
       </w:pPr>
       <w:r>
-        <w:t xml:space="preserve">Send invoice by email or text. Tap "Mark invoice sent" in CRM.</w:t>
+        <w:t xml:space="preserve">Send invoice by email or text. Tap "Mark product &amp; invoice sent" in CRM.</w:t>
       </w:r>
     </w:p>
     <w:p>
@@ -2837,7 +2837,7 @@
         <w:spacing w:after="30" w:before="30" w:line="300"/>
       </w:pPr>
       <w:r>
-        <w:t xml:space="preserve">Send invoice. Tap "Mark invoice sent."</w:t>
+        <w:t xml:space="preserve">Send invoice. Tap "Mark product &amp; invoice sent."</w:t>
       </w:r>
     </w:p>
     <w:p>

--- a/SOP.docx
+++ b/SOP.docx
@@ -1655,7 +1655,7 @@
         <w:t xml:space="preserve">Ship the product and send the invoice.</w:t>
       </w:r>
       <w:r>
-        <w:t xml:space="preserve"> After saving the PO, the CRM pops up a reminder. Ship the cartons to the store address on file and email the invoice using Felix’s template.</w:t>
+        <w:t xml:space="preserve"> After saving the PO, the CRM pops up a reminder. Ship the cartons to the store address on file and email the invoice.</w:t>
       </w:r>
     </w:p>
     <w:p>
@@ -1675,7 +1675,7 @@
         <w:t xml:space="preserve">Mark product &amp; invoice sent.</w:t>
       </w:r>
       <w:r>
-        <w:t xml:space="preserve"> Once both are done, come back to the PO in the account’s Orders tab (or the Invoices tab) and tap "Mark product &amp; invoice sent." This starts the NET30 clock.</w:t>
+        <w:t xml:space="preserve"> Once both are done, come back to the PO in the account’s Orders tab (or the Invoices tab) and tap "Mark product &amp; invoice sent." This starts the NET30 clock AND bumps boxes on shelf to reflect the delivery. Before this step, boxes on shelf stays at whatever the rep reported on the check-in - the product hasn’t physically landed yet.</w:t>
       </w:r>
     </w:p>
     <w:p>
@@ -1800,7 +1800,7 @@
         <w:spacing w:after="80" w:before="60" w:line="300"/>
       </w:pPr>
       <w:r>
-        <w:t xml:space="preserve">All PO orders are on NET30 terms. After a store confirms an order, the CRM pops up a reminder to ship the product and email the invoice. Do both, then tap "Mark product &amp; invoice sent" in the CRM - the 30-day clock starts from that date.</w:t>
+        <w:t xml:space="preserve">All PO orders are on NET30 terms. After a store confirms an order, the CRM pops up a reminder to ship the product and email the invoice. Do both, then tap "Mark product &amp; invoice sent" in the CRM. Two things happen: the 30-day clock starts from that date, and the CRM bumps the store’s boxes on shelf to reflect the delivery. Until that tap, boxes on shelf stays at whatever the rep last reported - the cartons don’t count as on-shelf until they physically land.</w:t>
       </w:r>
     </w:p>
     <w:p>

--- a/SOP.docx
+++ b/SOP.docx
@@ -1313,7 +1313,7 @@
         <w:spacing w:before="20" w:after="20" w:line="300" w:lineRule="auto"/>
       </w:pPr>
       <w:r>
-        <w:t>MSRP $3.99 per stick. Wholesale $2.25 per stick ($22.50 per box of 10 sticks) - over 40% margin on every stick sold.</w:t>
+        <w:t>MSRP $3.99 per stick. Wholesale $2.25 per stick ($22.50 per box of 10 sticks) - strong margin on every stick sold.</w:t>
       </w:r>
     </w:p>
     <w:p>
@@ -1957,7 +1957,7 @@
         <w:spacing w:before="60" w:after="80" w:line="300" w:lineRule="auto"/>
       </w:pPr>
       <w:r>
-        <w:t>Go to the Invoices tab, find the order, tap "Mark as paid," select the method (Venmo or ACH), and enter the date. You can also do this from the Orders tab inside the account.</w:t>
+        <w:t>Go to the Invoices tab, find the order, tap "Mark as paid," enter the date. You can also do this from the Orders tab inside the account.</w:t>
       </w:r>
     </w:p>
     <w:p>
@@ -1977,10 +1977,10 @@
         <w:t xml:space="preserve">Letting the store choose: </w:t>
       </w:r>
       <w:r>
-        <w:t>When closing a PO, ask which method is easiest for them - Venmo or AC</w:t>
-      </w:r>
-      <w:r>
-        <w:t xml:space="preserve">H. Include day-guard Venmo and ACH info in the invoice.  </w:t>
+        <w:t>All wholesale payments route through the QuickBooks "Pay now" link on the invoice (ACH or card via QB Payments). No Venmo, no Zelle, no AC</w:t>
+      </w:r>
+      <w:r>
+        <w:t xml:space="preserve">H, no wire, no cash. The invoice goes out with QB Payments enabled and that is the only accepted route.  </w:t>
       </w:r>
     </w:p>
     <w:p>
